--- a/models/PNRR/Dich_conf_tit.docx
+++ b/models/PNRR/Dich_conf_tit.docx
@@ -1159,15 +1159,7 @@
           <w:rFonts w:cstheme="minorHAnsi"/>
           <w:szCs w:val="20"/>
         </w:rPr>
-        <w:t xml:space="preserve">di non trovarsi nel presente affidamento diretto in alcuna situazione di conflitto di interesse, anche potenziale, ai sensi dell’articolo 16 del D. Lgs. n. 36/2023 nonché della vigente normativa in materia, tale da ledere </w:t>
-      </w:r>
-      <w:r>
-        <w:rPr>
-          <w:rFonts w:cstheme="minorHAnsi"/>
-          <w:szCs w:val="20"/>
-        </w:rPr>
-        <w:lastRenderedPageBreak/>
-        <w:t>l’imparzialità e l’immagine nell’agire della Stazione appaltante;</w:t>
+        <w:t>di non trovarsi nel presente affidamento diretto in alcuna situazione di conflitto di interesse, anche potenziale, ai sensi dell’articolo 16 del D. Lgs. n. 36/2023 nonché della vigente normativa in materia, tale da ledere l’imparzialità e l’immagine nell’agire della Stazione appaltante;</w:t>
       </w:r>
     </w:p>
     <w:p>
@@ -1303,6 +1295,7 @@
           <w:rFonts w:cstheme="minorHAnsi"/>
           <w:szCs w:val="20"/>
         </w:rPr>
+        <w:lastRenderedPageBreak/>
         <w:t>Dichiara, infine, di avere preso visione dell’informativa sul trattamento dei dati personali presente nei documenti inerenti all’affidamento, nel rispetto del Regolamento (UE) 679/2016, del decreto legislativo 30 giugno 2003, n. 196, così come novellato dal decreto legislativo 10 agosto 2018, n. 101, nonché secondo le disposizioni contenute nell’art. 22 del Regolamento (UE) 2021/241.</w:t>
       </w:r>
     </w:p>
@@ -1977,8 +1970,12 @@
       </w:pPr>
     </w:p>
     <w:sectPr>
-      <w:headerReference w:type="default" r:id="rId11"/>
-      <w:footerReference w:type="default" r:id="rId12"/>
+      <w:headerReference w:type="even" r:id="rId11"/>
+      <w:headerReference w:type="default" r:id="rId12"/>
+      <w:footerReference w:type="even" r:id="rId13"/>
+      <w:footerReference w:type="default" r:id="rId14"/>
+      <w:headerReference w:type="first" r:id="rId15"/>
+      <w:footerReference w:type="first" r:id="rId16"/>
       <w:pgSz w:w="11900" w:h="16840"/>
       <w:pgMar w:top="1843" w:right="1134" w:bottom="284" w:left="1134" w:header="283" w:footer="2268" w:gutter="0"/>
       <w:cols w:space="708"/>
@@ -2008,6 +2005,16 @@
 </file>
 
 <file path=word/footer1.xml><?xml version="1.0" encoding="utf-8"?>
+<w:ftr xmlns:wpc="http://schemas.microsoft.com/office/word/2010/wordprocessingCanvas" xmlns:cx="http://schemas.microsoft.com/office/drawing/2014/chartex" xmlns:cx1="http://schemas.microsoft.com/office/drawing/2015/9/8/chartex" xmlns:cx2="http://schemas.microsoft.com/office/drawing/2015/10/21/chartex" xmlns:cx3="http://schemas.microsoft.com/office/drawing/2016/5/9/chartex" xmlns:cx4="http://schemas.microsoft.com/office/drawing/2016/5/10/chartex" xmlns:cx5="http://schemas.microsoft.com/office/drawing/2016/5/11/chartex" xmlns:cx6="http://schemas.microsoft.com/office/drawing/2016/5/12/chartex" xmlns:cx7="http://schemas.microsoft.com/office/drawing/2016/5/13/chartex" xmlns:cx8="http://schemas.microsoft.com/office/drawing/2016/5/14/chartex" xmlns:mc="http://schemas.openxmlformats.org/markup-compatibility/2006" xmlns:aink="http://schemas.microsoft.com/office/drawing/2016/ink" xmlns:am3d="http://schemas.microsoft.com/office/drawing/2017/model3d" xmlns:o="urn:schemas-microsoft-com:office:office" xmlns:oel="http://schemas.microsoft.com/office/2019/extlst" xmlns:r="http://schemas.openxmlformats.org/officeDocument/2006/relationships" xmlns:m="http://schemas.openxmlformats.org/officeDocument/2006/math" xmlns:v="urn:schemas-microsoft-com:vml" xmlns:wp14="http://schemas.microsoft.com/office/word/2010/wordprocessingDrawing" xmlns:wp="http://schemas.openxmlformats.org/drawingml/2006/wordprocessingDrawing" xmlns:w10="urn:schemas-microsoft-com:office:word" xmlns:w="http://schemas.openxmlformats.org/wordprocessingml/2006/main" xmlns:w14="http://schemas.microsoft.com/office/word/2010/wordml" xmlns:w15="http://schemas.microsoft.com/office/word/2012/wordml" xmlns:w16cex="http://schemas.microsoft.com/office/word/2018/wordml/cex" xmlns:w16cid="http://schemas.microsoft.com/office/word/2016/wordml/cid" xmlns:w16="http://schemas.microsoft.com/office/word/2018/wordml" xmlns:w16sdtdh="http://schemas.microsoft.com/office/word/2020/wordml/sdtdatahash" xmlns:w16se="http://schemas.microsoft.com/office/word/2015/wordml/symex" xmlns:wpg="http://schemas.microsoft.com/office/word/2010/wordprocessingGroup" xmlns:wpi="http://schemas.microsoft.com/office/word/2010/wordprocessingInk" xmlns:wne="http://schemas.microsoft.com/office/word/2006/wordml" xmlns:wps="http://schemas.microsoft.com/office/word/2010/wordprocessingShape" mc:Ignorable="w14 w15 w16se w16cid w16 w16cex w16sdtdh wp14">
+  <w:p>
+    <w:pPr>
+      <w:pStyle w:val="Pidipagina"/>
+    </w:pPr>
+  </w:p>
+</w:ftr>
+</file>
+
+<file path=word/footer2.xml><?xml version="1.0" encoding="utf-8"?>
 <w:ftr xmlns:wpc="http://schemas.microsoft.com/office/word/2010/wordprocessingCanvas" xmlns:cx="http://schemas.microsoft.com/office/drawing/2014/chartex" xmlns:cx1="http://schemas.microsoft.com/office/drawing/2015/9/8/chartex" xmlns:cx2="http://schemas.microsoft.com/office/drawing/2015/10/21/chartex" xmlns:cx3="http://schemas.microsoft.com/office/drawing/2016/5/9/chartex" xmlns:cx4="http://schemas.microsoft.com/office/drawing/2016/5/10/chartex" xmlns:cx5="http://schemas.microsoft.com/office/drawing/2016/5/11/chartex" xmlns:cx6="http://schemas.microsoft.com/office/drawing/2016/5/12/chartex" xmlns:cx7="http://schemas.microsoft.com/office/drawing/2016/5/13/chartex" xmlns:cx8="http://schemas.microsoft.com/office/drawing/2016/5/14/chartex" xmlns:mc="http://schemas.openxmlformats.org/markup-compatibility/2006" xmlns:aink="http://schemas.microsoft.com/office/drawing/2016/ink" xmlns:am3d="http://schemas.microsoft.com/office/drawing/2017/model3d" xmlns:o="urn:schemas-microsoft-com:office:office" xmlns:oel="http://schemas.microsoft.com/office/2019/extlst" xmlns:r="http://schemas.openxmlformats.org/officeDocument/2006/relationships" xmlns:m="http://schemas.openxmlformats.org/officeDocument/2006/math" xmlns:v="urn:schemas-microsoft-com:vml" xmlns:wp14="http://schemas.microsoft.com/office/word/2010/wordprocessingDrawing" xmlns:wp="http://schemas.openxmlformats.org/drawingml/2006/wordprocessingDrawing" xmlns:w10="urn:schemas-microsoft-com:office:word" xmlns:w="http://schemas.openxmlformats.org/wordprocessingml/2006/main" xmlns:w14="http://schemas.microsoft.com/office/word/2010/wordml" xmlns:w15="http://schemas.microsoft.com/office/word/2012/wordml" xmlns:w16cex="http://schemas.microsoft.com/office/word/2018/wordml/cex" xmlns:w16cid="http://schemas.microsoft.com/office/word/2016/wordml/cid" xmlns:w16="http://schemas.microsoft.com/office/word/2018/wordml" xmlns:w16sdtdh="http://schemas.microsoft.com/office/word/2020/wordml/sdtdatahash" xmlns:w16se="http://schemas.microsoft.com/office/word/2015/wordml/symex" xmlns:wpg="http://schemas.microsoft.com/office/word/2010/wordprocessingGroup" xmlns:wpi="http://schemas.microsoft.com/office/word/2010/wordprocessingInk" xmlns:wne="http://schemas.microsoft.com/office/word/2006/wordml" xmlns:wps="http://schemas.microsoft.com/office/word/2010/wordprocessingShape" mc:Ignorable="w14 w15 w16se w16cid w16 w16cex w16sdtdh wp14">
   <w:tbl>
     <w:tblPr>
@@ -2066,20 +2073,16 @@
             <w:framePr w:hSpace="0" w:wrap="auto" w:vAnchor="margin" w:xAlign="left" w:yAlign="inline"/>
             <w:suppressOverlap w:val="0"/>
             <w:jc w:val="center"/>
-            <w:rPr>
-              <w:b/>
-              <w:bCs w:val="0"/>
-            </w:rPr>
           </w:pPr>
           <w:r>
             <w:rPr>
               <w:noProof/>
             </w:rPr>
             <w:drawing>
-              <wp:inline distT="0" distB="0" distL="0" distR="0" wp14:anchorId="0AF1996B" wp14:editId="78A6B309">
-                <wp:extent cx="900000" cy="253899"/>
-                <wp:effectExtent l="0" t="0" r="0" b="0"/>
-                <wp:docPr id="1" name="Picture 12" descr="Icon&#10;&#10;Description automatically generated"/>
+              <wp:inline distT="0" distB="0" distL="0" distR="0" wp14:anchorId="23739544" wp14:editId="24322121">
+                <wp:extent cx="1136650" cy="445135"/>
+                <wp:effectExtent l="0" t="0" r="6350" b="0"/>
+                <wp:docPr id="3" name="Immagine 3"/>
                 <wp:cNvGraphicFramePr>
                   <a:graphicFrameLocks xmlns:a="http://schemas.openxmlformats.org/drawingml/2006/main" noChangeAspect="1"/>
                 </wp:cNvGraphicFramePr>
@@ -2087,8 +2090,10 @@
                   <a:graphicData uri="http://schemas.openxmlformats.org/drawingml/2006/picture">
                     <pic:pic xmlns:pic="http://schemas.openxmlformats.org/drawingml/2006/picture">
                       <pic:nvPicPr>
-                        <pic:cNvPr id="3" name="Picture 3" descr="Icon&#10;&#10;Description automatically generated"/>
-                        <pic:cNvPicPr/>
+                        <pic:cNvPr id="0" name="Picture 1"/>
+                        <pic:cNvPicPr>
+                          <a:picLocks noChangeAspect="1" noChangeArrowheads="1"/>
+                        </pic:cNvPicPr>
                       </pic:nvPicPr>
                       <pic:blipFill>
                         <a:blip r:embed="rId1">
@@ -2098,18 +2103,23 @@
                             </a:ext>
                           </a:extLst>
                         </a:blip>
+                        <a:srcRect/>
                         <a:stretch>
                           <a:fillRect/>
                         </a:stretch>
                       </pic:blipFill>
-                      <pic:spPr>
+                      <pic:spPr bwMode="auto">
                         <a:xfrm>
                           <a:off x="0" y="0"/>
-                          <a:ext cx="900000" cy="253899"/>
+                          <a:ext cx="1136650" cy="445135"/>
                         </a:xfrm>
                         <a:prstGeom prst="rect">
                           <a:avLst/>
                         </a:prstGeom>
+                        <a:noFill/>
+                        <a:ln>
+                          <a:noFill/>
+                        </a:ln>
                       </pic:spPr>
                     </pic:pic>
                   </a:graphicData>
@@ -2124,43 +2134,13 @@
             <w:framePr w:hSpace="0" w:wrap="auto" w:vAnchor="margin" w:xAlign="left" w:yAlign="inline"/>
             <w:suppressOverlap w:val="0"/>
             <w:jc w:val="center"/>
-            <w:rPr>
-              <w:b/>
-              <w:bCs w:val="0"/>
-            </w:rPr>
-          </w:pPr>
-          <w:r>
-            <w:rPr>
-              <w:b/>
-              <w:bCs w:val="0"/>
-            </w:rPr>
-            <w:t>Istituto per la Protezione Sostenibile delle Piante</w:t>
-          </w:r>
-        </w:p>
-        <w:p>
-          <w:pPr>
-            <w:pStyle w:val="Piedipagina"/>
-            <w:framePr w:hSpace="0" w:wrap="auto" w:vAnchor="margin" w:xAlign="left" w:yAlign="inline"/>
-            <w:suppressOverlap w:val="0"/>
-            <w:jc w:val="center"/>
-          </w:pPr>
-          <w:r>
-            <w:t>www.ipsp.cnr.it</w:t>
-          </w:r>
-        </w:p>
-        <w:p>
-          <w:pPr>
-            <w:pStyle w:val="Piedipagina"/>
-            <w:framePr w:hSpace="0" w:wrap="auto" w:vAnchor="margin" w:xAlign="left" w:yAlign="inline"/>
-            <w:suppressOverlap w:val="0"/>
-            <w:jc w:val="center"/>
           </w:pPr>
           <w:hyperlink r:id="rId2" w:history="1">
             <w:r>
               <w:rPr>
                 <w:rStyle w:val="Collegamentoipertestuale"/>
               </w:rPr>
-              <w:t>segreteria@ipsp.cnr.it</w:t>
+              <w:t>www.ipsp.cnr.it</w:t>
             </w:r>
           </w:hyperlink>
         </w:p>
@@ -2172,6 +2152,22 @@
             <w:jc w:val="center"/>
           </w:pPr>
           <w:hyperlink r:id="rId3" w:history="1">
+            <w:r>
+              <w:rPr>
+                <w:rStyle w:val="Collegamentoipertestuale"/>
+              </w:rPr>
+              <w:t>segreteria.ipsp@icnr.it</w:t>
+            </w:r>
+          </w:hyperlink>
+        </w:p>
+        <w:p>
+          <w:pPr>
+            <w:pStyle w:val="Piedipagina"/>
+            <w:framePr w:hSpace="0" w:wrap="auto" w:vAnchor="margin" w:xAlign="left" w:yAlign="inline"/>
+            <w:suppressOverlap w:val="0"/>
+            <w:jc w:val="center"/>
+          </w:pPr>
+          <w:hyperlink r:id="rId4" w:history="1">
             <w:r>
               <w:rPr>
                 <w:rStyle w:val="Collegamentoipertestuale"/>
@@ -2219,6 +2215,7 @@
             <w:pStyle w:val="Piedipagina"/>
             <w:framePr w:hSpace="0" w:wrap="auto" w:vAnchor="margin" w:xAlign="left" w:yAlign="inline"/>
             <w:suppressOverlap w:val="0"/>
+            <w:jc w:val="left"/>
             <w:rPr>
               <w:spacing w:val="20"/>
             </w:rPr>
@@ -2237,15 +2234,43 @@
             <w:pStyle w:val="Piedipagina"/>
             <w:framePr w:hSpace="0" w:wrap="auto" w:vAnchor="margin" w:xAlign="left" w:yAlign="inline"/>
             <w:suppressOverlap w:val="0"/>
+            <w:jc w:val="left"/>
           </w:pPr>
           <w:r>
             <w:rPr>
               <w:b/>
             </w:rPr>
-            <w:t>Torino Sede Istituzionale</w:t>
+            <w:t xml:space="preserve">Torino </w:t>
           </w:r>
           <w:r>
-            <w:t xml:space="preserve"> – Strada delle Cacce, 73 – 10135 Torino, Tel. + 39 0113977911</w:t>
+            <w:rPr>
+              <w:b/>
+            </w:rPr>
+            <w:t>(s</w:t>
+          </w:r>
+          <w:r>
+            <w:rPr>
+              <w:b/>
+            </w:rPr>
+            <w:t xml:space="preserve">ede </w:t>
+          </w:r>
+          <w:r>
+            <w:rPr>
+              <w:b/>
+            </w:rPr>
+            <w:t>i</w:t>
+          </w:r>
+          <w:r>
+            <w:rPr>
+              <w:b/>
+            </w:rPr>
+            <w:t>stituzionale</w:t>
+          </w:r>
+          <w:r>
+            <w:t xml:space="preserve">) </w:t>
+          </w:r>
+          <w:r>
+            <w:t>– Strada delle Cacce, 73 – 10135 Torino, Tel. + 39 0113977911</w:t>
           </w:r>
         </w:p>
         <w:p>
@@ -2253,6 +2278,7 @@
             <w:pStyle w:val="Piedipagina"/>
             <w:framePr w:hSpace="0" w:wrap="auto" w:vAnchor="margin" w:xAlign="left" w:yAlign="inline"/>
             <w:suppressOverlap w:val="0"/>
+            <w:jc w:val="left"/>
           </w:pPr>
           <w:r>
             <w:rPr>
@@ -2269,15 +2295,43 @@
             <w:pStyle w:val="Piedipagina"/>
             <w:framePr w:hSpace="0" w:wrap="auto" w:vAnchor="margin" w:xAlign="left" w:yAlign="inline"/>
             <w:suppressOverlap w:val="0"/>
+            <w:jc w:val="left"/>
           </w:pPr>
           <w:r>
             <w:rPr>
               <w:b/>
             </w:rPr>
-            <w:t>Legnaro (PD)</w:t>
+            <w:t>Padova</w:t>
           </w:r>
           <w:r>
-            <w:t xml:space="preserve"> – Viale dell’Università, 16 – 35020 Legnaro (PD), Tel. +39 0498272819</w:t>
+            <w:t xml:space="preserve"> – </w:t>
+          </w:r>
+          <w:r>
+            <w:t>Corso Stati Uniti</w:t>
+          </w:r>
+          <w:r>
+            <w:t xml:space="preserve">, </w:t>
+          </w:r>
+          <w:r>
+            <w:t>4</w:t>
+          </w:r>
+          <w:r>
+            <w:t xml:space="preserve"> – </w:t>
+          </w:r>
+          <w:r>
+            <w:t>35127</w:t>
+          </w:r>
+          <w:r>
+            <w:t xml:space="preserve"> </w:t>
+          </w:r>
+          <w:r>
+            <w:t>Padova</w:t>
+          </w:r>
+          <w:r>
+            <w:t xml:space="preserve">, Tel. +39 </w:t>
+          </w:r>
+          <w:r>
+            <w:t>0498295649</w:t>
           </w:r>
         </w:p>
         <w:p>
@@ -2285,6 +2339,7 @@
             <w:pStyle w:val="Piedipagina"/>
             <w:framePr w:hSpace="0" w:wrap="auto" w:vAnchor="margin" w:xAlign="left" w:yAlign="inline"/>
             <w:suppressOverlap w:val="0"/>
+            <w:jc w:val="left"/>
           </w:pPr>
           <w:r>
             <w:rPr>
@@ -2301,6 +2356,7 @@
             <w:pStyle w:val="Piedipagina"/>
             <w:framePr w:hSpace="0" w:wrap="auto" w:vAnchor="margin" w:xAlign="left" w:yAlign="inline"/>
             <w:suppressOverlap w:val="0"/>
+            <w:jc w:val="left"/>
           </w:pPr>
           <w:r>
             <w:rPr>
@@ -2324,9 +2380,7 @@
           </w:pPr>
           <w:r>
             <w:rPr>
-              <w:rFonts w:cs="Calibri"/>
               <w:b/>
-              <w:color w:val="002F5F"/>
               <w:sz w:val="16"/>
               <w:szCs w:val="16"/>
             </w:rPr>
@@ -2334,9 +2388,6 @@
           </w:r>
           <w:r>
             <w:rPr>
-              <w:rFonts w:cs="Calibri"/>
-              <w:bCs/>
-              <w:color w:val="002F5F"/>
               <w:sz w:val="16"/>
               <w:szCs w:val="16"/>
             </w:rPr>
@@ -2354,6 +2405,16 @@
 </w:ftr>
 </file>
 
+<file path=word/footer3.xml><?xml version="1.0" encoding="utf-8"?>
+<w:ftr xmlns:wpc="http://schemas.microsoft.com/office/word/2010/wordprocessingCanvas" xmlns:cx="http://schemas.microsoft.com/office/drawing/2014/chartex" xmlns:cx1="http://schemas.microsoft.com/office/drawing/2015/9/8/chartex" xmlns:cx2="http://schemas.microsoft.com/office/drawing/2015/10/21/chartex" xmlns:cx3="http://schemas.microsoft.com/office/drawing/2016/5/9/chartex" xmlns:cx4="http://schemas.microsoft.com/office/drawing/2016/5/10/chartex" xmlns:cx5="http://schemas.microsoft.com/office/drawing/2016/5/11/chartex" xmlns:cx6="http://schemas.microsoft.com/office/drawing/2016/5/12/chartex" xmlns:cx7="http://schemas.microsoft.com/office/drawing/2016/5/13/chartex" xmlns:cx8="http://schemas.microsoft.com/office/drawing/2016/5/14/chartex" xmlns:mc="http://schemas.openxmlformats.org/markup-compatibility/2006" xmlns:aink="http://schemas.microsoft.com/office/drawing/2016/ink" xmlns:am3d="http://schemas.microsoft.com/office/drawing/2017/model3d" xmlns:o="urn:schemas-microsoft-com:office:office" xmlns:oel="http://schemas.microsoft.com/office/2019/extlst" xmlns:r="http://schemas.openxmlformats.org/officeDocument/2006/relationships" xmlns:m="http://schemas.openxmlformats.org/officeDocument/2006/math" xmlns:v="urn:schemas-microsoft-com:vml" xmlns:wp14="http://schemas.microsoft.com/office/word/2010/wordprocessingDrawing" xmlns:wp="http://schemas.openxmlformats.org/drawingml/2006/wordprocessingDrawing" xmlns:w10="urn:schemas-microsoft-com:office:word" xmlns:w="http://schemas.openxmlformats.org/wordprocessingml/2006/main" xmlns:w14="http://schemas.microsoft.com/office/word/2010/wordml" xmlns:w15="http://schemas.microsoft.com/office/word/2012/wordml" xmlns:w16cex="http://schemas.microsoft.com/office/word/2018/wordml/cex" xmlns:w16cid="http://schemas.microsoft.com/office/word/2016/wordml/cid" xmlns:w16="http://schemas.microsoft.com/office/word/2018/wordml" xmlns:w16sdtdh="http://schemas.microsoft.com/office/word/2020/wordml/sdtdatahash" xmlns:w16se="http://schemas.microsoft.com/office/word/2015/wordml/symex" xmlns:wpg="http://schemas.microsoft.com/office/word/2010/wordprocessingGroup" xmlns:wpi="http://schemas.microsoft.com/office/word/2010/wordprocessingInk" xmlns:wne="http://schemas.microsoft.com/office/word/2006/wordml" xmlns:wps="http://schemas.microsoft.com/office/word/2010/wordprocessingShape" mc:Ignorable="w14 w15 w16se w16cid w16 w16cex w16sdtdh wp14">
+  <w:p>
+    <w:pPr>
+      <w:pStyle w:val="Pidipagina"/>
+    </w:pPr>
+  </w:p>
+</w:ftr>
+</file>
+
 <file path=word/footnotes.xml><?xml version="1.0" encoding="utf-8"?>
 <w:footnotes xmlns:wpc="http://schemas.microsoft.com/office/word/2010/wordprocessingCanvas" xmlns:cx="http://schemas.microsoft.com/office/drawing/2014/chartex" xmlns:cx1="http://schemas.microsoft.com/office/drawing/2015/9/8/chartex" xmlns:cx2="http://schemas.microsoft.com/office/drawing/2015/10/21/chartex" xmlns:cx3="http://schemas.microsoft.com/office/drawing/2016/5/9/chartex" xmlns:cx4="http://schemas.microsoft.com/office/drawing/2016/5/10/chartex" xmlns:cx5="http://schemas.microsoft.com/office/drawing/2016/5/11/chartex" xmlns:cx6="http://schemas.microsoft.com/office/drawing/2016/5/12/chartex" xmlns:cx7="http://schemas.microsoft.com/office/drawing/2016/5/13/chartex" xmlns:cx8="http://schemas.microsoft.com/office/drawing/2016/5/14/chartex" xmlns:mc="http://schemas.openxmlformats.org/markup-compatibility/2006" xmlns:aink="http://schemas.microsoft.com/office/drawing/2016/ink" xmlns:am3d="http://schemas.microsoft.com/office/drawing/2017/model3d" xmlns:o="urn:schemas-microsoft-com:office:office" xmlns:oel="http://schemas.microsoft.com/office/2019/extlst" xmlns:r="http://schemas.openxmlformats.org/officeDocument/2006/relationships" xmlns:m="http://schemas.openxmlformats.org/officeDocument/2006/math" xmlns:v="urn:schemas-microsoft-com:vml" xmlns:wp14="http://schemas.microsoft.com/office/word/2010/wordprocessingDrawing" xmlns:wp="http://schemas.openxmlformats.org/drawingml/2006/wordprocessingDrawing" xmlns:w10="urn:schemas-microsoft-com:office:word" xmlns:w="http://schemas.openxmlformats.org/wordprocessingml/2006/main" xmlns:w14="http://schemas.microsoft.com/office/word/2010/wordml" xmlns:w15="http://schemas.microsoft.com/office/word/2012/wordml" xmlns:w16cex="http://schemas.microsoft.com/office/word/2018/wordml/cex" xmlns:w16cid="http://schemas.microsoft.com/office/word/2016/wordml/cid" xmlns:w16="http://schemas.microsoft.com/office/word/2018/wordml" xmlns:w16sdtdh="http://schemas.microsoft.com/office/word/2020/wordml/sdtdatahash" xmlns:w16se="http://schemas.microsoft.com/office/word/2015/wordml/symex" xmlns:wpg="http://schemas.microsoft.com/office/word/2010/wordprocessingGroup" xmlns:wpi="http://schemas.microsoft.com/office/word/2010/wordprocessingInk" xmlns:wne="http://schemas.microsoft.com/office/word/2006/wordml" xmlns:wps="http://schemas.microsoft.com/office/word/2010/wordprocessingShape" mc:Ignorable="w14 w15 w16se w16cid w16 w16cex w16sdtdh wp14">
   <w:footnote w:type="separator" w:id="-1">
@@ -2855,6 +2916,16 @@
 </file>
 
 <file path=word/header1.xml><?xml version="1.0" encoding="utf-8"?>
+<w:hdr xmlns:wpc="http://schemas.microsoft.com/office/word/2010/wordprocessingCanvas" xmlns:cx="http://schemas.microsoft.com/office/drawing/2014/chartex" xmlns:cx1="http://schemas.microsoft.com/office/drawing/2015/9/8/chartex" xmlns:cx2="http://schemas.microsoft.com/office/drawing/2015/10/21/chartex" xmlns:cx3="http://schemas.microsoft.com/office/drawing/2016/5/9/chartex" xmlns:cx4="http://schemas.microsoft.com/office/drawing/2016/5/10/chartex" xmlns:cx5="http://schemas.microsoft.com/office/drawing/2016/5/11/chartex" xmlns:cx6="http://schemas.microsoft.com/office/drawing/2016/5/12/chartex" xmlns:cx7="http://schemas.microsoft.com/office/drawing/2016/5/13/chartex" xmlns:cx8="http://schemas.microsoft.com/office/drawing/2016/5/14/chartex" xmlns:mc="http://schemas.openxmlformats.org/markup-compatibility/2006" xmlns:aink="http://schemas.microsoft.com/office/drawing/2016/ink" xmlns:am3d="http://schemas.microsoft.com/office/drawing/2017/model3d" xmlns:o="urn:schemas-microsoft-com:office:office" xmlns:oel="http://schemas.microsoft.com/office/2019/extlst" xmlns:r="http://schemas.openxmlformats.org/officeDocument/2006/relationships" xmlns:m="http://schemas.openxmlformats.org/officeDocument/2006/math" xmlns:v="urn:schemas-microsoft-com:vml" xmlns:wp14="http://schemas.microsoft.com/office/word/2010/wordprocessingDrawing" xmlns:wp="http://schemas.openxmlformats.org/drawingml/2006/wordprocessingDrawing" xmlns:w10="urn:schemas-microsoft-com:office:word" xmlns:w="http://schemas.openxmlformats.org/wordprocessingml/2006/main" xmlns:w14="http://schemas.microsoft.com/office/word/2010/wordml" xmlns:w15="http://schemas.microsoft.com/office/word/2012/wordml" xmlns:w16cex="http://schemas.microsoft.com/office/word/2018/wordml/cex" xmlns:w16cid="http://schemas.microsoft.com/office/word/2016/wordml/cid" xmlns:w16="http://schemas.microsoft.com/office/word/2018/wordml" xmlns:w16sdtdh="http://schemas.microsoft.com/office/word/2020/wordml/sdtdatahash" xmlns:w16se="http://schemas.microsoft.com/office/word/2015/wordml/symex" xmlns:wpg="http://schemas.microsoft.com/office/word/2010/wordprocessingGroup" xmlns:wpi="http://schemas.microsoft.com/office/word/2010/wordprocessingInk" xmlns:wne="http://schemas.microsoft.com/office/word/2006/wordml" xmlns:wps="http://schemas.microsoft.com/office/word/2010/wordprocessingShape" mc:Ignorable="w14 w15 w16se w16cid w16 w16cex w16sdtdh wp14">
+  <w:p>
+    <w:pPr>
+      <w:pStyle w:val="Intestazione"/>
+    </w:pPr>
+  </w:p>
+</w:hdr>
+</file>
+
+<file path=word/header2.xml><?xml version="1.0" encoding="utf-8"?>
 <w:hdr xmlns:wpc="http://schemas.microsoft.com/office/word/2010/wordprocessingCanvas" xmlns:cx="http://schemas.microsoft.com/office/drawing/2014/chartex" xmlns:cx1="http://schemas.microsoft.com/office/drawing/2015/9/8/chartex" xmlns:cx2="http://schemas.microsoft.com/office/drawing/2015/10/21/chartex" xmlns:cx3="http://schemas.microsoft.com/office/drawing/2016/5/9/chartex" xmlns:cx4="http://schemas.microsoft.com/office/drawing/2016/5/10/chartex" xmlns:cx5="http://schemas.microsoft.com/office/drawing/2016/5/11/chartex" xmlns:cx6="http://schemas.microsoft.com/office/drawing/2016/5/12/chartex" xmlns:cx7="http://schemas.microsoft.com/office/drawing/2016/5/13/chartex" xmlns:cx8="http://schemas.microsoft.com/office/drawing/2016/5/14/chartex" xmlns:mc="http://schemas.openxmlformats.org/markup-compatibility/2006" xmlns:aink="http://schemas.microsoft.com/office/drawing/2016/ink" xmlns:am3d="http://schemas.microsoft.com/office/drawing/2017/model3d" xmlns:o="urn:schemas-microsoft-com:office:office" xmlns:oel="http://schemas.microsoft.com/office/2019/extlst" xmlns:r="http://schemas.openxmlformats.org/officeDocument/2006/relationships" xmlns:m="http://schemas.openxmlformats.org/officeDocument/2006/math" xmlns:v="urn:schemas-microsoft-com:vml" xmlns:wp14="http://schemas.microsoft.com/office/word/2010/wordprocessingDrawing" xmlns:wp="http://schemas.openxmlformats.org/drawingml/2006/wordprocessingDrawing" xmlns:w10="urn:schemas-microsoft-com:office:word" xmlns:w="http://schemas.openxmlformats.org/wordprocessingml/2006/main" xmlns:w14="http://schemas.microsoft.com/office/word/2010/wordml" xmlns:w15="http://schemas.microsoft.com/office/word/2012/wordml" xmlns:w16cex="http://schemas.microsoft.com/office/word/2018/wordml/cex" xmlns:w16cid="http://schemas.microsoft.com/office/word/2016/wordml/cid" xmlns:w16="http://schemas.microsoft.com/office/word/2018/wordml" xmlns:w16sdtdh="http://schemas.microsoft.com/office/word/2020/wordml/sdtdatahash" xmlns:w16se="http://schemas.microsoft.com/office/word/2015/wordml/symex" xmlns:wpg="http://schemas.microsoft.com/office/word/2010/wordprocessingGroup" xmlns:wpi="http://schemas.microsoft.com/office/word/2010/wordprocessingInk" xmlns:wne="http://schemas.microsoft.com/office/word/2006/wordml" xmlns:wps="http://schemas.microsoft.com/office/word/2010/wordprocessingShape" mc:Ignorable="w14 w15 w16se w16cid w16 w16cex w16sdtdh wp14">
   <w:p>
     <w:pPr>
@@ -2954,6 +3025,16 @@
       <w:rPr>
         <w:rFonts w:cstheme="minorHAnsi"/>
       </w:rPr>
+    </w:pPr>
+  </w:p>
+</w:hdr>
+</file>
+
+<file path=word/header3.xml><?xml version="1.0" encoding="utf-8"?>
+<w:hdr xmlns:wpc="http://schemas.microsoft.com/office/word/2010/wordprocessingCanvas" xmlns:cx="http://schemas.microsoft.com/office/drawing/2014/chartex" xmlns:cx1="http://schemas.microsoft.com/office/drawing/2015/9/8/chartex" xmlns:cx2="http://schemas.microsoft.com/office/drawing/2015/10/21/chartex" xmlns:cx3="http://schemas.microsoft.com/office/drawing/2016/5/9/chartex" xmlns:cx4="http://schemas.microsoft.com/office/drawing/2016/5/10/chartex" xmlns:cx5="http://schemas.microsoft.com/office/drawing/2016/5/11/chartex" xmlns:cx6="http://schemas.microsoft.com/office/drawing/2016/5/12/chartex" xmlns:cx7="http://schemas.microsoft.com/office/drawing/2016/5/13/chartex" xmlns:cx8="http://schemas.microsoft.com/office/drawing/2016/5/14/chartex" xmlns:mc="http://schemas.openxmlformats.org/markup-compatibility/2006" xmlns:aink="http://schemas.microsoft.com/office/drawing/2016/ink" xmlns:am3d="http://schemas.microsoft.com/office/drawing/2017/model3d" xmlns:o="urn:schemas-microsoft-com:office:office" xmlns:oel="http://schemas.microsoft.com/office/2019/extlst" xmlns:r="http://schemas.openxmlformats.org/officeDocument/2006/relationships" xmlns:m="http://schemas.openxmlformats.org/officeDocument/2006/math" xmlns:v="urn:schemas-microsoft-com:vml" xmlns:wp14="http://schemas.microsoft.com/office/word/2010/wordprocessingDrawing" xmlns:wp="http://schemas.openxmlformats.org/drawingml/2006/wordprocessingDrawing" xmlns:w10="urn:schemas-microsoft-com:office:word" xmlns:w="http://schemas.openxmlformats.org/wordprocessingml/2006/main" xmlns:w14="http://schemas.microsoft.com/office/word/2010/wordml" xmlns:w15="http://schemas.microsoft.com/office/word/2012/wordml" xmlns:w16cex="http://schemas.microsoft.com/office/word/2018/wordml/cex" xmlns:w16cid="http://schemas.microsoft.com/office/word/2016/wordml/cid" xmlns:w16="http://schemas.microsoft.com/office/word/2018/wordml" xmlns:w16sdtdh="http://schemas.microsoft.com/office/word/2020/wordml/sdtdatahash" xmlns:w16se="http://schemas.microsoft.com/office/word/2015/wordml/symex" xmlns:wpg="http://schemas.microsoft.com/office/word/2010/wordprocessingGroup" xmlns:wpi="http://schemas.microsoft.com/office/word/2010/wordprocessingInk" xmlns:wne="http://schemas.microsoft.com/office/word/2006/wordml" xmlns:wps="http://schemas.microsoft.com/office/word/2010/wordprocessingShape" mc:Ignorable="w14 w15 w16se w16cid w16 w16cex w16sdtdh wp14">
+  <w:p>
+    <w:pPr>
+      <w:pStyle w:val="Intestazione"/>
     </w:pPr>
   </w:p>
 </w:hdr>
@@ -7577,9 +7658,12 @@
 </file>
 
 <file path=customXml/item1.xml><?xml version="1.0" encoding="utf-8"?>
-<p:properties xmlns:p="http://schemas.microsoft.com/office/2006/metadata/properties" xmlns:xsi="http://www.w3.org/2001/XMLSchema-instance" xmlns:pc="http://schemas.microsoft.com/office/infopath/2007/PartnerControls">
-  <documentManagement/>
-</p:properties>
+<?mso-contentType ?>
+<FormTemplates xmlns="http://schemas.microsoft.com/sharepoint/v3/contenttype/forms">
+  <Display>DocumentLibraryForm</Display>
+  <Edit>DocumentLibraryForm</Edit>
+  <New>DocumentLibraryForm</New>
+</FormTemplates>
 </file>
 
 <file path=customXml/item2.xml><?xml version="1.0" encoding="utf-8"?>
@@ -7754,12 +7838,9 @@
 </file>
 
 <file path=customXml/item3.xml><?xml version="1.0" encoding="utf-8"?>
-<?mso-contentType ?>
-<FormTemplates xmlns="http://schemas.microsoft.com/sharepoint/v3/contenttype/forms">
-  <Display>DocumentLibraryForm</Display>
-  <Edit>DocumentLibraryForm</Edit>
-  <New>DocumentLibraryForm</New>
-</FormTemplates>
+<p:properties xmlns:p="http://schemas.microsoft.com/office/2006/metadata/properties" xmlns:xsi="http://www.w3.org/2001/XMLSchema-instance" xmlns:pc="http://schemas.microsoft.com/office/infopath/2007/PartnerControls">
+  <documentManagement/>
+</p:properties>
 </file>
 
 <file path=customXml/item4.xml><?xml version="1.0" encoding="utf-8"?>
@@ -7767,10 +7848,9 @@
 </file>
 
 <file path=customXml/itemProps1.xml><?xml version="1.0" encoding="utf-8"?>
-<ds:datastoreItem xmlns:ds="http://schemas.openxmlformats.org/officeDocument/2006/customXml" ds:itemID="{A805E57F-5E18-47DA-A720-180778A9F404}">
+<ds:datastoreItem xmlns:ds="http://schemas.openxmlformats.org/officeDocument/2006/customXml" ds:itemID="{54FB76EF-96BB-4AD6-B133-E904729D3ABC}">
   <ds:schemaRefs>
-    <ds:schemaRef ds:uri="http://schemas.microsoft.com/office/2006/metadata/properties"/>
-    <ds:schemaRef ds:uri="http://schemas.microsoft.com/office/infopath/2007/PartnerControls"/>
+    <ds:schemaRef ds:uri="http://schemas.microsoft.com/sharepoint/v3/contenttype/forms"/>
   </ds:schemaRefs>
 </ds:datastoreItem>
 </file>
@@ -7795,9 +7875,10 @@
 </file>
 
 <file path=customXml/itemProps3.xml><?xml version="1.0" encoding="utf-8"?>
-<ds:datastoreItem xmlns:ds="http://schemas.openxmlformats.org/officeDocument/2006/customXml" ds:itemID="{54FB76EF-96BB-4AD6-B133-E904729D3ABC}">
+<ds:datastoreItem xmlns:ds="http://schemas.openxmlformats.org/officeDocument/2006/customXml" ds:itemID="{A805E57F-5E18-47DA-A720-180778A9F404}">
   <ds:schemaRefs>
-    <ds:schemaRef ds:uri="http://schemas.microsoft.com/sharepoint/v3/contenttype/forms"/>
+    <ds:schemaRef ds:uri="http://schemas.microsoft.com/office/2006/metadata/properties"/>
+    <ds:schemaRef ds:uri="http://schemas.microsoft.com/office/infopath/2007/PartnerControls"/>
   </ds:schemaRefs>
 </ds:datastoreItem>
 </file>

--- a/models/PNRR/Dich_conf_tit.docx
+++ b/models/PNRR/Dich_conf_tit.docx
@@ -1970,12 +1970,8 @@
       </w:pPr>
     </w:p>
     <w:sectPr>
-      <w:headerReference w:type="even" r:id="rId11"/>
-      <w:headerReference w:type="default" r:id="rId12"/>
-      <w:footerReference w:type="even" r:id="rId13"/>
-      <w:footerReference w:type="default" r:id="rId14"/>
-      <w:headerReference w:type="first" r:id="rId15"/>
-      <w:footerReference w:type="first" r:id="rId16"/>
+      <w:headerReference w:type="default" r:id="rId11"/>
+      <w:footerReference w:type="default" r:id="rId12"/>
       <w:pgSz w:w="11900" w:h="16840"/>
       <w:pgMar w:top="1843" w:right="1134" w:bottom="284" w:left="1134" w:header="283" w:footer="2268" w:gutter="0"/>
       <w:cols w:space="708"/>
@@ -2005,16 +2001,6 @@
 </file>
 
 <file path=word/footer1.xml><?xml version="1.0" encoding="utf-8"?>
-<w:ftr xmlns:wpc="http://schemas.microsoft.com/office/word/2010/wordprocessingCanvas" xmlns:cx="http://schemas.microsoft.com/office/drawing/2014/chartex" xmlns:cx1="http://schemas.microsoft.com/office/drawing/2015/9/8/chartex" xmlns:cx2="http://schemas.microsoft.com/office/drawing/2015/10/21/chartex" xmlns:cx3="http://schemas.microsoft.com/office/drawing/2016/5/9/chartex" xmlns:cx4="http://schemas.microsoft.com/office/drawing/2016/5/10/chartex" xmlns:cx5="http://schemas.microsoft.com/office/drawing/2016/5/11/chartex" xmlns:cx6="http://schemas.microsoft.com/office/drawing/2016/5/12/chartex" xmlns:cx7="http://schemas.microsoft.com/office/drawing/2016/5/13/chartex" xmlns:cx8="http://schemas.microsoft.com/office/drawing/2016/5/14/chartex" xmlns:mc="http://schemas.openxmlformats.org/markup-compatibility/2006" xmlns:aink="http://schemas.microsoft.com/office/drawing/2016/ink" xmlns:am3d="http://schemas.microsoft.com/office/drawing/2017/model3d" xmlns:o="urn:schemas-microsoft-com:office:office" xmlns:oel="http://schemas.microsoft.com/office/2019/extlst" xmlns:r="http://schemas.openxmlformats.org/officeDocument/2006/relationships" xmlns:m="http://schemas.openxmlformats.org/officeDocument/2006/math" xmlns:v="urn:schemas-microsoft-com:vml" xmlns:wp14="http://schemas.microsoft.com/office/word/2010/wordprocessingDrawing" xmlns:wp="http://schemas.openxmlformats.org/drawingml/2006/wordprocessingDrawing" xmlns:w10="urn:schemas-microsoft-com:office:word" xmlns:w="http://schemas.openxmlformats.org/wordprocessingml/2006/main" xmlns:w14="http://schemas.microsoft.com/office/word/2010/wordml" xmlns:w15="http://schemas.microsoft.com/office/word/2012/wordml" xmlns:w16cex="http://schemas.microsoft.com/office/word/2018/wordml/cex" xmlns:w16cid="http://schemas.microsoft.com/office/word/2016/wordml/cid" xmlns:w16="http://schemas.microsoft.com/office/word/2018/wordml" xmlns:w16sdtdh="http://schemas.microsoft.com/office/word/2020/wordml/sdtdatahash" xmlns:w16se="http://schemas.microsoft.com/office/word/2015/wordml/symex" xmlns:wpg="http://schemas.microsoft.com/office/word/2010/wordprocessingGroup" xmlns:wpi="http://schemas.microsoft.com/office/word/2010/wordprocessingInk" xmlns:wne="http://schemas.microsoft.com/office/word/2006/wordml" xmlns:wps="http://schemas.microsoft.com/office/word/2010/wordprocessingShape" mc:Ignorable="w14 w15 w16se w16cid w16 w16cex w16sdtdh wp14">
-  <w:p>
-    <w:pPr>
-      <w:pStyle w:val="Pidipagina"/>
-    </w:pPr>
-  </w:p>
-</w:ftr>
-</file>
-
-<file path=word/footer2.xml><?xml version="1.0" encoding="utf-8"?>
 <w:ftr xmlns:wpc="http://schemas.microsoft.com/office/word/2010/wordprocessingCanvas" xmlns:cx="http://schemas.microsoft.com/office/drawing/2014/chartex" xmlns:cx1="http://schemas.microsoft.com/office/drawing/2015/9/8/chartex" xmlns:cx2="http://schemas.microsoft.com/office/drawing/2015/10/21/chartex" xmlns:cx3="http://schemas.microsoft.com/office/drawing/2016/5/9/chartex" xmlns:cx4="http://schemas.microsoft.com/office/drawing/2016/5/10/chartex" xmlns:cx5="http://schemas.microsoft.com/office/drawing/2016/5/11/chartex" xmlns:cx6="http://schemas.microsoft.com/office/drawing/2016/5/12/chartex" xmlns:cx7="http://schemas.microsoft.com/office/drawing/2016/5/13/chartex" xmlns:cx8="http://schemas.microsoft.com/office/drawing/2016/5/14/chartex" xmlns:mc="http://schemas.openxmlformats.org/markup-compatibility/2006" xmlns:aink="http://schemas.microsoft.com/office/drawing/2016/ink" xmlns:am3d="http://schemas.microsoft.com/office/drawing/2017/model3d" xmlns:o="urn:schemas-microsoft-com:office:office" xmlns:oel="http://schemas.microsoft.com/office/2019/extlst" xmlns:r="http://schemas.openxmlformats.org/officeDocument/2006/relationships" xmlns:m="http://schemas.openxmlformats.org/officeDocument/2006/math" xmlns:v="urn:schemas-microsoft-com:vml" xmlns:wp14="http://schemas.microsoft.com/office/word/2010/wordprocessingDrawing" xmlns:wp="http://schemas.openxmlformats.org/drawingml/2006/wordprocessingDrawing" xmlns:w10="urn:schemas-microsoft-com:office:word" xmlns:w="http://schemas.openxmlformats.org/wordprocessingml/2006/main" xmlns:w14="http://schemas.microsoft.com/office/word/2010/wordml" xmlns:w15="http://schemas.microsoft.com/office/word/2012/wordml" xmlns:w16cex="http://schemas.microsoft.com/office/word/2018/wordml/cex" xmlns:w16cid="http://schemas.microsoft.com/office/word/2016/wordml/cid" xmlns:w16="http://schemas.microsoft.com/office/word/2018/wordml" xmlns:w16sdtdh="http://schemas.microsoft.com/office/word/2020/wordml/sdtdatahash" xmlns:w16se="http://schemas.microsoft.com/office/word/2015/wordml/symex" xmlns:wpg="http://schemas.microsoft.com/office/word/2010/wordprocessingGroup" xmlns:wpi="http://schemas.microsoft.com/office/word/2010/wordprocessingInk" xmlns:wne="http://schemas.microsoft.com/office/word/2006/wordml" xmlns:wps="http://schemas.microsoft.com/office/word/2010/wordprocessingShape" mc:Ignorable="w14 w15 w16se w16cid w16 w16cex w16sdtdh wp14">
   <w:tbl>
     <w:tblPr>
@@ -2405,16 +2391,6 @@
 </w:ftr>
 </file>
 
-<file path=word/footer3.xml><?xml version="1.0" encoding="utf-8"?>
-<w:ftr xmlns:wpc="http://schemas.microsoft.com/office/word/2010/wordprocessingCanvas" xmlns:cx="http://schemas.microsoft.com/office/drawing/2014/chartex" xmlns:cx1="http://schemas.microsoft.com/office/drawing/2015/9/8/chartex" xmlns:cx2="http://schemas.microsoft.com/office/drawing/2015/10/21/chartex" xmlns:cx3="http://schemas.microsoft.com/office/drawing/2016/5/9/chartex" xmlns:cx4="http://schemas.microsoft.com/office/drawing/2016/5/10/chartex" xmlns:cx5="http://schemas.microsoft.com/office/drawing/2016/5/11/chartex" xmlns:cx6="http://schemas.microsoft.com/office/drawing/2016/5/12/chartex" xmlns:cx7="http://schemas.microsoft.com/office/drawing/2016/5/13/chartex" xmlns:cx8="http://schemas.microsoft.com/office/drawing/2016/5/14/chartex" xmlns:mc="http://schemas.openxmlformats.org/markup-compatibility/2006" xmlns:aink="http://schemas.microsoft.com/office/drawing/2016/ink" xmlns:am3d="http://schemas.microsoft.com/office/drawing/2017/model3d" xmlns:o="urn:schemas-microsoft-com:office:office" xmlns:oel="http://schemas.microsoft.com/office/2019/extlst" xmlns:r="http://schemas.openxmlformats.org/officeDocument/2006/relationships" xmlns:m="http://schemas.openxmlformats.org/officeDocument/2006/math" xmlns:v="urn:schemas-microsoft-com:vml" xmlns:wp14="http://schemas.microsoft.com/office/word/2010/wordprocessingDrawing" xmlns:wp="http://schemas.openxmlformats.org/drawingml/2006/wordprocessingDrawing" xmlns:w10="urn:schemas-microsoft-com:office:word" xmlns:w="http://schemas.openxmlformats.org/wordprocessingml/2006/main" xmlns:w14="http://schemas.microsoft.com/office/word/2010/wordml" xmlns:w15="http://schemas.microsoft.com/office/word/2012/wordml" xmlns:w16cex="http://schemas.microsoft.com/office/word/2018/wordml/cex" xmlns:w16cid="http://schemas.microsoft.com/office/word/2016/wordml/cid" xmlns:w16="http://schemas.microsoft.com/office/word/2018/wordml" xmlns:w16sdtdh="http://schemas.microsoft.com/office/word/2020/wordml/sdtdatahash" xmlns:w16se="http://schemas.microsoft.com/office/word/2015/wordml/symex" xmlns:wpg="http://schemas.microsoft.com/office/word/2010/wordprocessingGroup" xmlns:wpi="http://schemas.microsoft.com/office/word/2010/wordprocessingInk" xmlns:wne="http://schemas.microsoft.com/office/word/2006/wordml" xmlns:wps="http://schemas.microsoft.com/office/word/2010/wordprocessingShape" mc:Ignorable="w14 w15 w16se w16cid w16 w16cex w16sdtdh wp14">
-  <w:p>
-    <w:pPr>
-      <w:pStyle w:val="Pidipagina"/>
-    </w:pPr>
-  </w:p>
-</w:ftr>
-</file>
-
 <file path=word/footnotes.xml><?xml version="1.0" encoding="utf-8"?>
 <w:footnotes xmlns:wpc="http://schemas.microsoft.com/office/word/2010/wordprocessingCanvas" xmlns:cx="http://schemas.microsoft.com/office/drawing/2014/chartex" xmlns:cx1="http://schemas.microsoft.com/office/drawing/2015/9/8/chartex" xmlns:cx2="http://schemas.microsoft.com/office/drawing/2015/10/21/chartex" xmlns:cx3="http://schemas.microsoft.com/office/drawing/2016/5/9/chartex" xmlns:cx4="http://schemas.microsoft.com/office/drawing/2016/5/10/chartex" xmlns:cx5="http://schemas.microsoft.com/office/drawing/2016/5/11/chartex" xmlns:cx6="http://schemas.microsoft.com/office/drawing/2016/5/12/chartex" xmlns:cx7="http://schemas.microsoft.com/office/drawing/2016/5/13/chartex" xmlns:cx8="http://schemas.microsoft.com/office/drawing/2016/5/14/chartex" xmlns:mc="http://schemas.openxmlformats.org/markup-compatibility/2006" xmlns:aink="http://schemas.microsoft.com/office/drawing/2016/ink" xmlns:am3d="http://schemas.microsoft.com/office/drawing/2017/model3d" xmlns:o="urn:schemas-microsoft-com:office:office" xmlns:oel="http://schemas.microsoft.com/office/2019/extlst" xmlns:r="http://schemas.openxmlformats.org/officeDocument/2006/relationships" xmlns:m="http://schemas.openxmlformats.org/officeDocument/2006/math" xmlns:v="urn:schemas-microsoft-com:vml" xmlns:wp14="http://schemas.microsoft.com/office/word/2010/wordprocessingDrawing" xmlns:wp="http://schemas.openxmlformats.org/drawingml/2006/wordprocessingDrawing" xmlns:w10="urn:schemas-microsoft-com:office:word" xmlns:w="http://schemas.openxmlformats.org/wordprocessingml/2006/main" xmlns:w14="http://schemas.microsoft.com/office/word/2010/wordml" xmlns:w15="http://schemas.microsoft.com/office/word/2012/wordml" xmlns:w16cex="http://schemas.microsoft.com/office/word/2018/wordml/cex" xmlns:w16cid="http://schemas.microsoft.com/office/word/2016/wordml/cid" xmlns:w16="http://schemas.microsoft.com/office/word/2018/wordml" xmlns:w16sdtdh="http://schemas.microsoft.com/office/word/2020/wordml/sdtdatahash" xmlns:w16se="http://schemas.microsoft.com/office/word/2015/wordml/symex" xmlns:wpg="http://schemas.microsoft.com/office/word/2010/wordprocessingGroup" xmlns:wpi="http://schemas.microsoft.com/office/word/2010/wordprocessingInk" xmlns:wne="http://schemas.microsoft.com/office/word/2006/wordml" xmlns:wps="http://schemas.microsoft.com/office/word/2010/wordprocessingShape" mc:Ignorable="w14 w15 w16se w16cid w16 w16cex w16sdtdh wp14">
   <w:footnote w:type="separator" w:id="-1">
@@ -2916,16 +2892,6 @@
 </file>
 
 <file path=word/header1.xml><?xml version="1.0" encoding="utf-8"?>
-<w:hdr xmlns:wpc="http://schemas.microsoft.com/office/word/2010/wordprocessingCanvas" xmlns:cx="http://schemas.microsoft.com/office/drawing/2014/chartex" xmlns:cx1="http://schemas.microsoft.com/office/drawing/2015/9/8/chartex" xmlns:cx2="http://schemas.microsoft.com/office/drawing/2015/10/21/chartex" xmlns:cx3="http://schemas.microsoft.com/office/drawing/2016/5/9/chartex" xmlns:cx4="http://schemas.microsoft.com/office/drawing/2016/5/10/chartex" xmlns:cx5="http://schemas.microsoft.com/office/drawing/2016/5/11/chartex" xmlns:cx6="http://schemas.microsoft.com/office/drawing/2016/5/12/chartex" xmlns:cx7="http://schemas.microsoft.com/office/drawing/2016/5/13/chartex" xmlns:cx8="http://schemas.microsoft.com/office/drawing/2016/5/14/chartex" xmlns:mc="http://schemas.openxmlformats.org/markup-compatibility/2006" xmlns:aink="http://schemas.microsoft.com/office/drawing/2016/ink" xmlns:am3d="http://schemas.microsoft.com/office/drawing/2017/model3d" xmlns:o="urn:schemas-microsoft-com:office:office" xmlns:oel="http://schemas.microsoft.com/office/2019/extlst" xmlns:r="http://schemas.openxmlformats.org/officeDocument/2006/relationships" xmlns:m="http://schemas.openxmlformats.org/officeDocument/2006/math" xmlns:v="urn:schemas-microsoft-com:vml" xmlns:wp14="http://schemas.microsoft.com/office/word/2010/wordprocessingDrawing" xmlns:wp="http://schemas.openxmlformats.org/drawingml/2006/wordprocessingDrawing" xmlns:w10="urn:schemas-microsoft-com:office:word" xmlns:w="http://schemas.openxmlformats.org/wordprocessingml/2006/main" xmlns:w14="http://schemas.microsoft.com/office/word/2010/wordml" xmlns:w15="http://schemas.microsoft.com/office/word/2012/wordml" xmlns:w16cex="http://schemas.microsoft.com/office/word/2018/wordml/cex" xmlns:w16cid="http://schemas.microsoft.com/office/word/2016/wordml/cid" xmlns:w16="http://schemas.microsoft.com/office/word/2018/wordml" xmlns:w16sdtdh="http://schemas.microsoft.com/office/word/2020/wordml/sdtdatahash" xmlns:w16se="http://schemas.microsoft.com/office/word/2015/wordml/symex" xmlns:wpg="http://schemas.microsoft.com/office/word/2010/wordprocessingGroup" xmlns:wpi="http://schemas.microsoft.com/office/word/2010/wordprocessingInk" xmlns:wne="http://schemas.microsoft.com/office/word/2006/wordml" xmlns:wps="http://schemas.microsoft.com/office/word/2010/wordprocessingShape" mc:Ignorable="w14 w15 w16se w16cid w16 w16cex w16sdtdh wp14">
-  <w:p>
-    <w:pPr>
-      <w:pStyle w:val="Intestazione"/>
-    </w:pPr>
-  </w:p>
-</w:hdr>
-</file>
-
-<file path=word/header2.xml><?xml version="1.0" encoding="utf-8"?>
 <w:hdr xmlns:wpc="http://schemas.microsoft.com/office/word/2010/wordprocessingCanvas" xmlns:cx="http://schemas.microsoft.com/office/drawing/2014/chartex" xmlns:cx1="http://schemas.microsoft.com/office/drawing/2015/9/8/chartex" xmlns:cx2="http://schemas.microsoft.com/office/drawing/2015/10/21/chartex" xmlns:cx3="http://schemas.microsoft.com/office/drawing/2016/5/9/chartex" xmlns:cx4="http://schemas.microsoft.com/office/drawing/2016/5/10/chartex" xmlns:cx5="http://schemas.microsoft.com/office/drawing/2016/5/11/chartex" xmlns:cx6="http://schemas.microsoft.com/office/drawing/2016/5/12/chartex" xmlns:cx7="http://schemas.microsoft.com/office/drawing/2016/5/13/chartex" xmlns:cx8="http://schemas.microsoft.com/office/drawing/2016/5/14/chartex" xmlns:mc="http://schemas.openxmlformats.org/markup-compatibility/2006" xmlns:aink="http://schemas.microsoft.com/office/drawing/2016/ink" xmlns:am3d="http://schemas.microsoft.com/office/drawing/2017/model3d" xmlns:o="urn:schemas-microsoft-com:office:office" xmlns:oel="http://schemas.microsoft.com/office/2019/extlst" xmlns:r="http://schemas.openxmlformats.org/officeDocument/2006/relationships" xmlns:m="http://schemas.openxmlformats.org/officeDocument/2006/math" xmlns:v="urn:schemas-microsoft-com:vml" xmlns:wp14="http://schemas.microsoft.com/office/word/2010/wordprocessingDrawing" xmlns:wp="http://schemas.openxmlformats.org/drawingml/2006/wordprocessingDrawing" xmlns:w10="urn:schemas-microsoft-com:office:word" xmlns:w="http://schemas.openxmlformats.org/wordprocessingml/2006/main" xmlns:w14="http://schemas.microsoft.com/office/word/2010/wordml" xmlns:w15="http://schemas.microsoft.com/office/word/2012/wordml" xmlns:w16cex="http://schemas.microsoft.com/office/word/2018/wordml/cex" xmlns:w16cid="http://schemas.microsoft.com/office/word/2016/wordml/cid" xmlns:w16="http://schemas.microsoft.com/office/word/2018/wordml" xmlns:w16sdtdh="http://schemas.microsoft.com/office/word/2020/wordml/sdtdatahash" xmlns:w16se="http://schemas.microsoft.com/office/word/2015/wordml/symex" xmlns:wpg="http://schemas.microsoft.com/office/word/2010/wordprocessingGroup" xmlns:wpi="http://schemas.microsoft.com/office/word/2010/wordprocessingInk" xmlns:wne="http://schemas.microsoft.com/office/word/2006/wordml" xmlns:wps="http://schemas.microsoft.com/office/word/2010/wordprocessingShape" mc:Ignorable="w14 w15 w16se w16cid w16 w16cex w16sdtdh wp14">
   <w:p>
     <w:pPr>
@@ -3025,16 +2991,6 @@
       <w:rPr>
         <w:rFonts w:cstheme="minorHAnsi"/>
       </w:rPr>
-    </w:pPr>
-  </w:p>
-</w:hdr>
-</file>
-
-<file path=word/header3.xml><?xml version="1.0" encoding="utf-8"?>
-<w:hdr xmlns:wpc="http://schemas.microsoft.com/office/word/2010/wordprocessingCanvas" xmlns:cx="http://schemas.microsoft.com/office/drawing/2014/chartex" xmlns:cx1="http://schemas.microsoft.com/office/drawing/2015/9/8/chartex" xmlns:cx2="http://schemas.microsoft.com/office/drawing/2015/10/21/chartex" xmlns:cx3="http://schemas.microsoft.com/office/drawing/2016/5/9/chartex" xmlns:cx4="http://schemas.microsoft.com/office/drawing/2016/5/10/chartex" xmlns:cx5="http://schemas.microsoft.com/office/drawing/2016/5/11/chartex" xmlns:cx6="http://schemas.microsoft.com/office/drawing/2016/5/12/chartex" xmlns:cx7="http://schemas.microsoft.com/office/drawing/2016/5/13/chartex" xmlns:cx8="http://schemas.microsoft.com/office/drawing/2016/5/14/chartex" xmlns:mc="http://schemas.openxmlformats.org/markup-compatibility/2006" xmlns:aink="http://schemas.microsoft.com/office/drawing/2016/ink" xmlns:am3d="http://schemas.microsoft.com/office/drawing/2017/model3d" xmlns:o="urn:schemas-microsoft-com:office:office" xmlns:oel="http://schemas.microsoft.com/office/2019/extlst" xmlns:r="http://schemas.openxmlformats.org/officeDocument/2006/relationships" xmlns:m="http://schemas.openxmlformats.org/officeDocument/2006/math" xmlns:v="urn:schemas-microsoft-com:vml" xmlns:wp14="http://schemas.microsoft.com/office/word/2010/wordprocessingDrawing" xmlns:wp="http://schemas.openxmlformats.org/drawingml/2006/wordprocessingDrawing" xmlns:w10="urn:schemas-microsoft-com:office:word" xmlns:w="http://schemas.openxmlformats.org/wordprocessingml/2006/main" xmlns:w14="http://schemas.microsoft.com/office/word/2010/wordml" xmlns:w15="http://schemas.microsoft.com/office/word/2012/wordml" xmlns:w16cex="http://schemas.microsoft.com/office/word/2018/wordml/cex" xmlns:w16cid="http://schemas.microsoft.com/office/word/2016/wordml/cid" xmlns:w16="http://schemas.microsoft.com/office/word/2018/wordml" xmlns:w16sdtdh="http://schemas.microsoft.com/office/word/2020/wordml/sdtdatahash" xmlns:w16se="http://schemas.microsoft.com/office/word/2015/wordml/symex" xmlns:wpg="http://schemas.microsoft.com/office/word/2010/wordprocessingGroup" xmlns:wpi="http://schemas.microsoft.com/office/word/2010/wordprocessingInk" xmlns:wne="http://schemas.microsoft.com/office/word/2006/wordml" xmlns:wps="http://schemas.microsoft.com/office/word/2010/wordprocessingShape" mc:Ignorable="w14 w15 w16se w16cid w16 w16cex w16sdtdh wp14">
-  <w:p>
-    <w:pPr>
-      <w:pStyle w:val="Intestazione"/>
     </w:pPr>
   </w:p>
 </w:hdr>
@@ -7658,15 +7614,6 @@
 </file>
 
 <file path=customXml/item1.xml><?xml version="1.0" encoding="utf-8"?>
-<?mso-contentType ?>
-<FormTemplates xmlns="http://schemas.microsoft.com/sharepoint/v3/contenttype/forms">
-  <Display>DocumentLibraryForm</Display>
-  <Edit>DocumentLibraryForm</Edit>
-  <New>DocumentLibraryForm</New>
-</FormTemplates>
-</file>
-
-<file path=customXml/item2.xml><?xml version="1.0" encoding="utf-8"?>
 <ct:contentTypeSchema xmlns:ct="http://schemas.microsoft.com/office/2006/metadata/contentType" xmlns:ma="http://schemas.microsoft.com/office/2006/metadata/properties/metaAttributes" ct:_="" ma:_="" ma:contentTypeName="Documento" ma:contentTypeID="0x01010051834B6C37FF2845B0A4C56940BECE9B" ma:contentTypeVersion="5" ma:contentTypeDescription="Creare un nuovo documento." ma:contentTypeScope="" ma:versionID="effab9cc1f57b3177c50b32270be8a4a">
   <xsd:schema xmlns:xsd="http://www.w3.org/2001/XMLSchema" xmlns:xs="http://www.w3.org/2001/XMLSchema" xmlns:p="http://schemas.microsoft.com/office/2006/metadata/properties" xmlns:ns2="40e358bb-7da9-47a1-a3fe-3789a503302b" xmlns:ns3="eaa38b9f-64d0-4f79-9204-e3d55ae369ec" targetNamespace="http://schemas.microsoft.com/office/2006/metadata/properties" ma:root="true" ma:fieldsID="3b589c657c020184d2a8d81b920a41cf" ns2:_="" ns3:_="">
     <xsd:import namespace="40e358bb-7da9-47a1-a3fe-3789a503302b"/>
@@ -7837,25 +7784,26 @@
 </ct:contentTypeSchema>
 </file>
 
+<file path=customXml/item2.xml><?xml version="1.0" encoding="utf-8"?>
+<?mso-contentType ?>
+<FormTemplates xmlns="http://schemas.microsoft.com/sharepoint/v3/contenttype/forms">
+  <Display>DocumentLibraryForm</Display>
+  <Edit>DocumentLibraryForm</Edit>
+  <New>DocumentLibraryForm</New>
+</FormTemplates>
+</file>
+
 <file path=customXml/item3.xml><?xml version="1.0" encoding="utf-8"?>
+<b:Sources xmlns:b="http://schemas.openxmlformats.org/officeDocument/2006/bibliography" xmlns="http://schemas.openxmlformats.org/officeDocument/2006/bibliography" SelectedStyle="\APASixthEditionOfficeOnline.xsl" StyleName="APA" Version="6"/>
+</file>
+
+<file path=customXml/item4.xml><?xml version="1.0" encoding="utf-8"?>
 <p:properties xmlns:p="http://schemas.microsoft.com/office/2006/metadata/properties" xmlns:xsi="http://www.w3.org/2001/XMLSchema-instance" xmlns:pc="http://schemas.microsoft.com/office/infopath/2007/PartnerControls">
   <documentManagement/>
 </p:properties>
 </file>
 
-<file path=customXml/item4.xml><?xml version="1.0" encoding="utf-8"?>
-<b:Sources xmlns:b="http://schemas.openxmlformats.org/officeDocument/2006/bibliography" xmlns="http://schemas.openxmlformats.org/officeDocument/2006/bibliography" SelectedStyle="\APASixthEditionOfficeOnline.xsl" StyleName="APA" Version="6"/>
-</file>
-
 <file path=customXml/itemProps1.xml><?xml version="1.0" encoding="utf-8"?>
-<ds:datastoreItem xmlns:ds="http://schemas.openxmlformats.org/officeDocument/2006/customXml" ds:itemID="{54FB76EF-96BB-4AD6-B133-E904729D3ABC}">
-  <ds:schemaRefs>
-    <ds:schemaRef ds:uri="http://schemas.microsoft.com/sharepoint/v3/contenttype/forms"/>
-  </ds:schemaRefs>
-</ds:datastoreItem>
-</file>
-
-<file path=customXml/itemProps2.xml><?xml version="1.0" encoding="utf-8"?>
 <ds:datastoreItem xmlns:ds="http://schemas.openxmlformats.org/officeDocument/2006/customXml" ds:itemID="{515AAC3D-FF62-4699-97BC-B9254953B640}">
   <ds:schemaRefs>
     <ds:schemaRef ds:uri="http://schemas.microsoft.com/office/2006/metadata/contentType"/>
@@ -7874,19 +7822,27 @@
 </ds:datastoreItem>
 </file>
 
+<file path=customXml/itemProps2.xml><?xml version="1.0" encoding="utf-8"?>
+<ds:datastoreItem xmlns:ds="http://schemas.openxmlformats.org/officeDocument/2006/customXml" ds:itemID="{54FB76EF-96BB-4AD6-B133-E904729D3ABC}">
+  <ds:schemaRefs>
+    <ds:schemaRef ds:uri="http://schemas.microsoft.com/sharepoint/v3/contenttype/forms"/>
+  </ds:schemaRefs>
+</ds:datastoreItem>
+</file>
+
 <file path=customXml/itemProps3.xml><?xml version="1.0" encoding="utf-8"?>
+<ds:datastoreItem xmlns:ds="http://schemas.openxmlformats.org/officeDocument/2006/customXml" ds:itemID="{682624CC-0428-4C2E-9587-431A3FCA7AB2}">
+  <ds:schemaRefs>
+    <ds:schemaRef ds:uri="http://schemas.openxmlformats.org/officeDocument/2006/bibliography"/>
+  </ds:schemaRefs>
+</ds:datastoreItem>
+</file>
+
+<file path=customXml/itemProps4.xml><?xml version="1.0" encoding="utf-8"?>
 <ds:datastoreItem xmlns:ds="http://schemas.openxmlformats.org/officeDocument/2006/customXml" ds:itemID="{A805E57F-5E18-47DA-A720-180778A9F404}">
   <ds:schemaRefs>
     <ds:schemaRef ds:uri="http://schemas.microsoft.com/office/2006/metadata/properties"/>
     <ds:schemaRef ds:uri="http://schemas.microsoft.com/office/infopath/2007/PartnerControls"/>
   </ds:schemaRefs>
 </ds:datastoreItem>
-</file>
-
-<file path=customXml/itemProps4.xml><?xml version="1.0" encoding="utf-8"?>
-<ds:datastoreItem xmlns:ds="http://schemas.openxmlformats.org/officeDocument/2006/customXml" ds:itemID="{682624CC-0428-4C2E-9587-431A3FCA7AB2}">
-  <ds:schemaRefs>
-    <ds:schemaRef ds:uri="http://schemas.openxmlformats.org/officeDocument/2006/bibliography"/>
-  </ds:schemaRefs>
-</ds:datastoreItem>
 </file>